--- a/zhs/docx/021.content.docx
+++ b/zhs/docx/021.content.docx
@@ -19,7 +19,7 @@
         <w:rPr>
           <w:lang w:val="zh_CN" w:bidi="zh_CN"/>
         </w:rPr>
-        <w:t>Resource: 关键词 (SRV)</w:t>
+        <w:t>Resource: Familiarization, Internalization, Articulation (Fia) Terms</w:t>
       </w:r>
       <w:r>
         <w:rPr>
@@ -39,42 +39,61 @@
           <w:b/>
           <w:lang w:val="zh_CN" w:bidi="zh_CN"/>
         </w:rPr>
-        <w:t>Familiarization, Internalization, Articulation (FIA) Key Terms</w:t>
-      </w:r>
-      <w:r>
-        <w:rPr>
-          <w:lang w:val="zh_CN" w:bidi="zh_CN"/>
-        </w:rPr>
-        <w:t xml:space="preserve"> © 2023 SRV Partners Released under CC BY-SA 4.0 license. </w:t>
-      </w:r>
-      <w:r>
-        <w:rPr>
-          <w:lang w:val="zh_CN" w:bidi="zh_CN"/>
-        </w:rPr>
-        <w:t>Familiarization, Internalization, Articulation (FIA) Key Terms</w:t>
-      </w:r>
-      <w:r>
-        <w:rPr>
-          <w:lang w:val="zh_CN" w:bidi="zh_CN"/>
-        </w:rPr>
-        <w:t xml:space="preserve"> has been adapted in the following languages Tok Pisin, عربي, Français, हिंदी, Bahasa Indonesia, Português, Русский, Español, Kiswahili, 简体中文 from </w:t>
-      </w:r>
-      <w:r>
-        <w:rPr>
-          <w:lang w:val="zh_CN" w:bidi="zh_CN"/>
-        </w:rPr>
-        <w:t>Familiarization, Internalization, Articulation (FIA)</w:t>
-      </w:r>
-      <w:r>
-        <w:rPr>
-          <w:lang w:val="zh_CN" w:bidi="zh_CN"/>
-        </w:rPr>
-        <w:t xml:space="preserve"> © 2023 SRV Partners. Released under CC BY-SA 4.0 license by Mission Mutual</w:t>
-      </w:r>
-      <w:r>
-        <w:rPr>
-          <w:lang w:val="zh_CN" w:bidi="zh_CN"/>
-        </w:rPr>
+        <w:t>Familiarization, Internalization, Articulation (Fia) Terms</w:t>
+      </w:r>
+      <w:r>
+        <w:rPr>
+          <w:lang w:val="zh_CN" w:bidi="zh_CN"/>
+        </w:rPr>
+        <w:t xml:space="preserve"> (Chinese (Simplified)) is based on: </w:t>
+      </w:r>
+      <w:r>
+        <w:rPr>
+          <w:lang w:val="zh_CN" w:bidi="zh_CN"/>
+        </w:rPr>
+        <w:t>Familiarization, Internalization, Articulation (Fia) Terms</w:t>
+      </w:r>
+      <w:r>
+        <w:rPr>
+          <w:lang w:val="zh_CN" w:bidi="zh_CN"/>
+        </w:rPr>
+        <w:t xml:space="preserve">, </w:t>
+      </w:r>
+      <w:hyperlink r:id="rId13">
+        <w:r>
+          <w:rPr>
+            <w:lang w:val="zh_CN" w:bidi="zh_CN"/>
+          </w:rPr>
+          <w:rPr>
+            <w:color w:val="0000EE"/>
+            <w:u w:val="single"/>
+          </w:rPr>
+          <w:t>SRV Partners</w:t>
+        </w:r>
+      </w:hyperlink>
+      <w:r>
+        <w:rPr>
+          <w:lang w:val="zh_CN" w:bidi="zh_CN"/>
+        </w:rPr>
+        <w:t xml:space="preserve">, 2023, which is licensed under a </w:t>
+      </w:r>
+      <w:hyperlink r:id="rId14">
+        <w:r>
+          <w:rPr>
+            <w:lang w:val="zh_CN" w:bidi="zh_CN"/>
+          </w:rPr>
+          <w:rPr>
+            <w:color w:val="0000EE"/>
+            <w:u w:val="single"/>
+          </w:rPr>
+          <w:t>CC BY-SA 4.0 license</w:t>
+        </w:r>
+      </w:hyperlink>
+      <w:r>
+        <w:rPr>
+          <w:lang w:val="zh_CN" w:bidi="zh_CN"/>
+        </w:rPr>
+        <w:t>.</w:t>
       </w:r>
       <w:r>
         <w:rPr>
@@ -83,6 +102,30 @@
       </w:r>
     </w:p>
     <w:p>
+      <w:pPr/>
+      <w:r>
+        <w:rPr>
+          <w:lang w:val="zh_CN" w:bidi="zh_CN"/>
+        </w:rPr>
+      </w:r>
+      <w:r>
+        <w:rPr>
+          <w:lang w:val="zh_CN" w:bidi="zh_CN"/>
+        </w:rPr>
+        <w:t>This PDF version is provided under the same license.</w:t>
+      </w:r>
+      <w:r>
+        <w:rPr>
+          <w:lang w:val="zh_CN" w:bidi="zh_CN"/>
+        </w:rPr>
+      </w:r>
+      <w:r>
+        <w:rPr>
+          <w:lang w:val="zh_CN" w:bidi="zh_CN"/>
+        </w:rPr>
+      </w:r>
+    </w:p>
+    <w:p>
       <w:pPr>
         <w:pStyle w:val="Heading1"/>
       </w:pPr>
@@ -90,7 +133,7 @@
         <w:rPr>
           <w:lang w:val="zh_CN" w:bidi="zh_CN"/>
         </w:rPr>
-        <w:t>关键词 (SRV)</w:t>
+        <w:t>Familiarization, Internalization, Articulation (Fia) Terms</w:t>
       </w:r>
     </w:p>
     <w:p>
@@ -218,24 +261,36 @@
         </w:rPr>
         <w:t>是一群</w:t>
       </w:r>
-      <w:r>
-        <w:rPr>
-          <w:lang w:val="zh_CN" w:bidi="zh_CN"/>
-        </w:rPr>
-        <w:t>犹太</w:t>
-      </w:r>
+      <w:hyperlink r:id="rId15">
+        <w:r>
+          <w:rPr>
+            <w:lang w:val="zh_CN" w:bidi="zh_CN"/>
+          </w:rPr>
+          <w:rPr>
+            <w:color w:val="0000EE"/>
+            <w:u w:val="single"/>
+          </w:rPr>
+          <w:t>犹太</w:t>
+        </w:r>
+      </w:hyperlink>
       <w:r>
         <w:rPr>
           <w:lang w:val="zh_CN" w:bidi="zh_CN"/>
         </w:rPr>
         <w:t xml:space="preserve"> 领袖的名称，他们被任命代表人民作决定，特别是与宗教有关的决定。 在新约时代，</w:t>
       </w:r>
-      <w:r>
-        <w:rPr>
-          <w:lang w:val="zh_CN" w:bidi="zh_CN"/>
-        </w:rPr>
-        <w:t>以色列</w:t>
-      </w:r>
+      <w:hyperlink r:id="rId16">
+        <w:r>
+          <w:rPr>
+            <w:lang w:val="zh_CN" w:bidi="zh_CN"/>
+          </w:rPr>
+          <w:rPr>
+            <w:color w:val="0000EE"/>
+            <w:u w:val="single"/>
+          </w:rPr>
+          <w:t>以色列</w:t>
+        </w:r>
+      </w:hyperlink>
       <w:r>
         <w:rPr>
           <w:lang w:val="zh_CN" w:bidi="zh_CN"/>
@@ -296,48 +351,72 @@
         </w:rPr>
         <w:t>我们对公会了解的不多。 似乎宗教领袖，如</w:t>
       </w:r>
-      <w:r>
-        <w:rPr>
-          <w:lang w:val="zh_CN" w:bidi="zh_CN"/>
-        </w:rPr>
-        <w:t>祭司</w:t>
-      </w:r>
+      <w:hyperlink r:id="rId17">
+        <w:r>
+          <w:rPr>
+            <w:lang w:val="zh_CN" w:bidi="zh_CN"/>
+          </w:rPr>
+          <w:rPr>
+            <w:color w:val="0000EE"/>
+            <w:u w:val="single"/>
+          </w:rPr>
+          <w:t>祭司</w:t>
+        </w:r>
+      </w:hyperlink>
       <w:r>
         <w:rPr>
           <w:lang w:val="zh_CN" w:bidi="zh_CN"/>
         </w:rPr>
         <w:t>、</w:t>
       </w:r>
-      <w:r>
-        <w:rPr>
-          <w:lang w:val="zh_CN" w:bidi="zh_CN"/>
-        </w:rPr>
-        <w:t>撒都该人</w:t>
-      </w:r>
+      <w:hyperlink r:id="rId18">
+        <w:r>
+          <w:rPr>
+            <w:lang w:val="zh_CN" w:bidi="zh_CN"/>
+          </w:rPr>
+          <w:rPr>
+            <w:color w:val="0000EE"/>
+            <w:u w:val="single"/>
+          </w:rPr>
+          <w:t>撒都该人</w:t>
+        </w:r>
+      </w:hyperlink>
       <w:r>
         <w:rPr>
           <w:lang w:val="zh_CN" w:bidi="zh_CN"/>
         </w:rPr>
         <w:t>和</w:t>
       </w:r>
-      <w:r>
-        <w:rPr>
-          <w:lang w:val="zh_CN" w:bidi="zh_CN"/>
-        </w:rPr>
-        <w:t>法利赛人</w:t>
-      </w:r>
+      <w:hyperlink r:id="rId19">
+        <w:r>
+          <w:rPr>
+            <w:lang w:val="zh_CN" w:bidi="zh_CN"/>
+          </w:rPr>
+          <w:rPr>
+            <w:color w:val="0000EE"/>
+            <w:u w:val="single"/>
+          </w:rPr>
+          <w:t>法利赛人</w:t>
+        </w:r>
+      </w:hyperlink>
       <w:r>
         <w:rPr>
           <w:lang w:val="zh_CN" w:bidi="zh_CN"/>
         </w:rPr>
         <w:t>都是这个群体的一部分。 一些不是宗教领袖的有钱人也可能是公会的一员。 最重要的祭司，即</w:t>
       </w:r>
-      <w:r>
-        <w:rPr>
-          <w:lang w:val="zh_CN" w:bidi="zh_CN"/>
-        </w:rPr>
-        <w:t>大祭司</w:t>
-      </w:r>
+      <w:hyperlink r:id="rId20">
+        <w:r>
+          <w:rPr>
+            <w:lang w:val="zh_CN" w:bidi="zh_CN"/>
+          </w:rPr>
+          <w:rPr>
+            <w:color w:val="0000EE"/>
+            <w:u w:val="single"/>
+          </w:rPr>
+          <w:t>大祭司</w:t>
+        </w:r>
+      </w:hyperlink>
       <w:r>
         <w:rPr>
           <w:lang w:val="zh_CN" w:bidi="zh_CN"/>
@@ -372,24 +451,36 @@
         </w:rPr>
         <w:t>组成公会的人经常反对耶稣。 他们负责将祂交给罗马政府，并要求处死祂。 在耶稣死和</w:t>
       </w:r>
-      <w:r>
-        <w:rPr>
-          <w:lang w:val="zh_CN" w:bidi="zh_CN"/>
-        </w:rPr>
-        <w:t>复活</w:t>
-      </w:r>
+      <w:hyperlink r:id="rId21">
+        <w:r>
+          <w:rPr>
+            <w:lang w:val="zh_CN" w:bidi="zh_CN"/>
+          </w:rPr>
+          <w:rPr>
+            <w:color w:val="0000EE"/>
+            <w:u w:val="single"/>
+          </w:rPr>
+          <w:t>复活</w:t>
+        </w:r>
+      </w:hyperlink>
       <w:r>
         <w:rPr>
           <w:lang w:val="zh_CN" w:bidi="zh_CN"/>
         </w:rPr>
         <w:t>后，公会逮捕了几个耶稣的</w:t>
       </w:r>
-      <w:r>
-        <w:rPr>
-          <w:lang w:val="zh_CN" w:bidi="zh_CN"/>
-        </w:rPr>
-        <w:t>门徒</w:t>
-      </w:r>
+      <w:hyperlink r:id="rId22">
+        <w:r>
+          <w:rPr>
+            <w:lang w:val="zh_CN" w:bidi="zh_CN"/>
+          </w:rPr>
+          <w:rPr>
+            <w:color w:val="0000EE"/>
+            <w:u w:val="single"/>
+          </w:rPr>
+          <w:t>门徒</w:t>
+        </w:r>
+      </w:hyperlink>
       <w:r>
         <w:rPr>
           <w:lang w:val="zh_CN" w:bidi="zh_CN"/>
@@ -423,12 +514,23 @@
         <w:rPr>
           <w:lang w:val="zh_CN" w:bidi="zh_CN"/>
         </w:rPr>
-        <w:t>公义</w:t>
-      </w:r>
-      <w:r>
-        <w:rPr>
-          <w:lang w:val="zh_CN" w:bidi="zh_CN"/>
-        </w:rPr>
+        <w:t>公会</w:t>
+      </w:r>
+      <w:r>
+        <w:rPr>
+          <w:lang w:val="zh_CN" w:bidi="zh_CN"/>
+        </w:rPr>
+      </w:r>
+    </w:p>
+    <w:p>
+      <w:pPr>
+        <w:pStyle w:val="Heading4"/>
+      </w:pPr>
+      <w:r>
+        <w:rPr>
+          <w:lang w:val="zh_CN" w:bidi="zh_CN"/>
+        </w:rPr>
+        <w:t>Audio Content</w:t>
       </w:r>
     </w:p>
     <w:p>
@@ -438,18 +540,33 @@
           <w:lang w:val="zh_CN" w:bidi="zh_CN"/>
         </w:rPr>
       </w:r>
-      <w:r>
-        <w:rPr>
-          <w:b/>
-          <w:lang w:val="zh_CN" w:bidi="zh_CN"/>
-        </w:rPr>
-        <w:t>公义的</w:t>
-      </w:r>
-      <w:r>
-        <w:rPr>
-          <w:lang w:val="zh_CN" w:bidi="zh_CN"/>
-        </w:rPr>
-        <w:t>人就是以正确的方式行事的人。 神是公义的，因为神所做的一切都是对的，也是好的。</w:t>
+      <w:hyperlink r:id="rId23">
+        <w:r>
+          <w:rPr>
+            <w:lang w:val="zh_CN" w:bidi="zh_CN"/>
+          </w:rPr>
+          <w:rPr>
+            <w:color w:val="0000EE"/>
+            <w:u w:val="single"/>
+          </w:rPr>
+          <w:t>mp3 file</w:t>
+        </w:r>
+      </w:hyperlink>
+      <w:r>
+        <w:rPr>
+          <w:lang w:val="zh_CN" w:bidi="zh_CN"/>
+        </w:rPr>
+        <w:t xml:space="preserve"> (None KB)</w:t>
+      </w:r>
+      <w:r>
+        <w:rPr>
+          <w:lang w:val="zh_CN" w:bidi="zh_CN"/>
+        </w:rPr>
+      </w:r>
+      <w:r>
+        <w:rPr>
+          <w:lang w:val="zh_CN" w:bidi="zh_CN"/>
+        </w:rPr>
       </w:r>
     </w:p>
     <w:p>
@@ -459,23 +576,21 @@
           <w:lang w:val="zh_CN" w:bidi="zh_CN"/>
         </w:rPr>
       </w:r>
-      <w:r>
-        <w:rPr>
-          <w:lang w:val="zh_CN" w:bidi="zh_CN"/>
-        </w:rPr>
-        <w:t>神希望所有的人都是公义的。 只有公义的人才能与神建立良好的</w:t>
-      </w:r>
-      <w:r>
-        <w:rPr>
-          <w:lang w:val="zh_CN" w:bidi="zh_CN"/>
-        </w:rPr>
-        <w:t>关系</w:t>
-      </w:r>
-      <w:r>
-        <w:rPr>
-          <w:lang w:val="zh_CN" w:bidi="zh_CN"/>
-        </w:rPr>
-        <w:t>。</w:t>
+    </w:p>
+    <w:p>
+      <w:pPr>
+        <w:pStyle w:val="Heading2"/>
+      </w:pPr>
+      <w:r>
+        <w:rPr>
+          <w:lang w:val="zh_CN" w:bidi="zh_CN"/>
+        </w:rPr>
+        <w:t>公义</w:t>
+      </w:r>
+      <w:r>
+        <w:rPr>
+          <w:lang w:val="zh_CN" w:bidi="zh_CN"/>
+        </w:rPr>
       </w:r>
     </w:p>
     <w:p>
@@ -487,33 +602,16 @@
       </w:r>
       <w:r>
         <w:rPr>
-          <w:lang w:val="zh_CN" w:bidi="zh_CN"/>
-        </w:rPr>
-        <w:t>想要顺服神并想要做讨神喜悦的事的人就是公义的，即使他们仍然可能会犯错并且无意中违背了神。 当一个公义的人发现自己不顺服神时会感到悲伤，并且他们会</w:t>
-      </w:r>
-      <w:r>
-        <w:rPr>
-          <w:lang w:val="zh_CN" w:bidi="zh_CN"/>
-        </w:rPr>
-        <w:t>悔改</w:t>
-      </w:r>
-      <w:r>
-        <w:rPr>
-          <w:lang w:val="zh_CN" w:bidi="zh_CN"/>
-        </w:rPr>
-        <w:t>。 另一方面，一个不义的人会做坏事，不</w:t>
-      </w:r>
-      <w:r>
-        <w:rPr>
-          <w:lang w:val="zh_CN" w:bidi="zh_CN"/>
-        </w:rPr>
-        <w:t>相信</w:t>
-      </w:r>
-      <w:r>
-        <w:rPr>
-          <w:lang w:val="zh_CN" w:bidi="zh_CN"/>
-        </w:rPr>
-        <w:t>也不在乎神可能会生气或惩罚他们。</w:t>
+          <w:b/>
+          <w:lang w:val="zh_CN" w:bidi="zh_CN"/>
+        </w:rPr>
+        <w:t>公义的</w:t>
+      </w:r>
+      <w:r>
+        <w:rPr>
+          <w:lang w:val="zh_CN" w:bidi="zh_CN"/>
+        </w:rPr>
+        <w:t>人就是以正确的方式行事的人。 神是公义的，因为神所做的一切都是对的，也是好的。</w:t>
       </w:r>
     </w:p>
     <w:p>
@@ -527,31 +625,25 @@
         <w:rPr>
           <w:lang w:val="zh_CN" w:bidi="zh_CN"/>
         </w:rPr>
-        <w:t>当</w:t>
-      </w:r>
-      <w:r>
-        <w:rPr>
-          <w:lang w:val="zh_CN" w:bidi="zh_CN"/>
-        </w:rPr>
-        <w:t>亚伯拉罕</w:t>
-      </w:r>
-      <w:r>
-        <w:rPr>
-          <w:lang w:val="zh_CN" w:bidi="zh_CN"/>
-        </w:rPr>
-        <w:t>相信神的应许，即亚伯拉罕会有很多的</w:t>
-      </w:r>
-      <w:r>
-        <w:rPr>
-          <w:lang w:val="zh_CN" w:bidi="zh_CN"/>
-        </w:rPr>
-        <w:t>后裔</w:t>
-      </w:r>
-      <w:r>
-        <w:rPr>
-          <w:lang w:val="zh_CN" w:bidi="zh_CN"/>
-        </w:rPr>
-        <w:t>时，神就认为亚伯拉罕是义人。 亚伯拉罕不是因为做了一件好事而成为义人，而是因为他相信神。</w:t>
+        <w:t>神希望所有的人都是公义的。 只有公义的人才能与神建立良好的</w:t>
+      </w:r>
+      <w:hyperlink r:id="rId24">
+        <w:r>
+          <w:rPr>
+            <w:lang w:val="zh_CN" w:bidi="zh_CN"/>
+          </w:rPr>
+          <w:rPr>
+            <w:color w:val="0000EE"/>
+            <w:u w:val="single"/>
+          </w:rPr>
+          <w:t>关系</w:t>
+        </w:r>
+      </w:hyperlink>
+      <w:r>
+        <w:rPr>
+          <w:lang w:val="zh_CN" w:bidi="zh_CN"/>
+        </w:rPr>
+        <w:t>。</w:t>
       </w:r>
     </w:p>
     <w:p>
@@ -565,7 +657,43 @@
         <w:rPr>
           <w:lang w:val="zh_CN" w:bidi="zh_CN"/>
         </w:rPr>
-        <w:t>相信耶稣的人也可以得到这种同样的公义。 当人们信靠耶稣时，神会赐给他们公义的礼物。 当你相信因为耶稣为你所做的事，你可以与神建立一个正确的关系时，神就宣布你是义人。</w:t>
+        <w:t>想要顺服神并想要做讨神喜悦的事的人就是公义的，即使他们仍然可能会犯错并且无意中违背了神。 当一个公义的人发现自己不顺服神时会感到悲伤，并且他们会</w:t>
+      </w:r>
+      <w:hyperlink r:id="rId25">
+        <w:r>
+          <w:rPr>
+            <w:lang w:val="zh_CN" w:bidi="zh_CN"/>
+          </w:rPr>
+          <w:rPr>
+            <w:color w:val="0000EE"/>
+            <w:u w:val="single"/>
+          </w:rPr>
+          <w:t>悔改</w:t>
+        </w:r>
+      </w:hyperlink>
+      <w:r>
+        <w:rPr>
+          <w:lang w:val="zh_CN" w:bidi="zh_CN"/>
+        </w:rPr>
+        <w:t>。 另一方面，一个不义的人会做坏事，不</w:t>
+      </w:r>
+      <w:hyperlink r:id="rId26">
+        <w:r>
+          <w:rPr>
+            <w:lang w:val="zh_CN" w:bidi="zh_CN"/>
+          </w:rPr>
+          <w:rPr>
+            <w:color w:val="0000EE"/>
+            <w:u w:val="single"/>
+          </w:rPr>
+          <w:t>相信</w:t>
+        </w:r>
+      </w:hyperlink>
+      <w:r>
+        <w:rPr>
+          <w:lang w:val="zh_CN" w:bidi="zh_CN"/>
+        </w:rPr>
+        <w:t>也不在乎神可能会生气或惩罚他们。</w:t>
       </w:r>
     </w:p>
     <w:p>
@@ -577,10 +705,45 @@
       </w:r>
       <w:r>
         <w:rPr>
-          <w:b/>
-          <w:lang w:val="zh_CN" w:bidi="zh_CN"/>
-        </w:rPr>
-        <w:t>当你翻译公义时，要注意以下几个事项：</w:t>
+          <w:lang w:val="zh_CN" w:bidi="zh_CN"/>
+        </w:rPr>
+        <w:t>当</w:t>
+      </w:r>
+      <w:hyperlink r:id="rId27">
+        <w:r>
+          <w:rPr>
+            <w:lang w:val="zh_CN" w:bidi="zh_CN"/>
+          </w:rPr>
+          <w:rPr>
+            <w:color w:val="0000EE"/>
+            <w:u w:val="single"/>
+          </w:rPr>
+          <w:t>亚伯拉罕</w:t>
+        </w:r>
+      </w:hyperlink>
+      <w:r>
+        <w:rPr>
+          <w:lang w:val="zh_CN" w:bidi="zh_CN"/>
+        </w:rPr>
+        <w:t>相信神的应许，即亚伯拉罕会有很多的</w:t>
+      </w:r>
+      <w:hyperlink r:id="rId28">
+        <w:r>
+          <w:rPr>
+            <w:lang w:val="zh_CN" w:bidi="zh_CN"/>
+          </w:rPr>
+          <w:rPr>
+            <w:color w:val="0000EE"/>
+            <w:u w:val="single"/>
+          </w:rPr>
+          <w:t>后裔</w:t>
+        </w:r>
+      </w:hyperlink>
+      <w:r>
+        <w:rPr>
+          <w:lang w:val="zh_CN" w:bidi="zh_CN"/>
+        </w:rPr>
+        <w:t>时，神就认为亚伯拉罕是义人。 亚伯拉罕不是因为做了一件好事而成为义人，而是因为他相信神。</w:t>
       </w:r>
     </w:p>
     <w:p>
@@ -594,7 +757,7 @@
         <w:rPr>
           <w:lang w:val="zh_CN" w:bidi="zh_CN"/>
         </w:rPr>
-        <w:t>你可以将公义描述为与神有正确的关系，在神眼中是正确的，或者被神所接纳。 或者你可以将公义描述为无可指责或毫无瑕疵，或在神的眼中是无可指责或毫无瑕疵的。</w:t>
+        <w:t>相信耶稣的人也可以得到这种同样的公义。 当人们信靠耶稣时，神会赐给他们公义的礼物。 当你相信因为耶稣为你所做的事，你可以与神建立一个正确的关系时，神就宣布你是义人。</w:t>
       </w:r>
     </w:p>
     <w:p>
@@ -606,9 +769,10 @@
       </w:r>
       <w:r>
         <w:rPr>
-          <w:lang w:val="zh_CN" w:bidi="zh_CN"/>
-        </w:rPr>
-        <w:t>你的语言可能会有特殊的词来描述公义的意思，例如"有正直的心"、"正直"、"行在神的道上"或其它类似的词语。</w:t>
+          <w:b/>
+          <w:lang w:val="zh_CN" w:bidi="zh_CN"/>
+        </w:rPr>
+        <w:t>当你翻译公义时，要注意以下几个事项：</w:t>
       </w:r>
     </w:p>
     <w:p>
@@ -622,7 +786,106 @@
         <w:rPr>
           <w:lang w:val="zh_CN" w:bidi="zh_CN"/>
         </w:rPr>
+        <w:t>你可以将公义描述为与神有正确的关系，在神眼中是正确的，或者被神所接纳。 或者你可以将公义描述为无可指责或毫无瑕疵，或在神的眼中是无可指责或毫无瑕疵的。</w:t>
+      </w:r>
+    </w:p>
+    <w:p>
+      <w:pPr/>
+      <w:r>
+        <w:rPr>
+          <w:lang w:val="zh_CN" w:bidi="zh_CN"/>
+        </w:rPr>
+      </w:r>
+      <w:r>
+        <w:rPr>
+          <w:lang w:val="zh_CN" w:bidi="zh_CN"/>
+        </w:rPr>
+        <w:t>你的语言可能会有特殊的词来描述公义的意思，例如"有正直的心"、"正直"、"行在神的道上"或其它类似的词语。</w:t>
+      </w:r>
+    </w:p>
+    <w:p>
+      <w:pPr/>
+      <w:r>
+        <w:rPr>
+          <w:lang w:val="zh_CN" w:bidi="zh_CN"/>
+        </w:rPr>
+      </w:r>
+      <w:r>
+        <w:rPr>
+          <w:lang w:val="zh_CN" w:bidi="zh_CN"/>
+        </w:rPr>
         <w:t>你可以请小组中的人在不使用公义这个词的情况下，以两人一组的方式来表演公义所含的意思。 之后，请讨论你所看到的内容，并探讨这些表演是否准确地解释了圣经中公义的含意。 这个活动可以帮助你在翻译中找到解释公义的方法。</w:t>
+      </w:r>
+      <w:r>
+        <w:rPr>
+          <w:lang w:val="zh_CN" w:bidi="zh_CN"/>
+        </w:rPr>
+      </w:r>
+      <w:r>
+        <w:rPr>
+          <w:lang w:val="zh_CN" w:bidi="zh_CN"/>
+        </w:rPr>
+      </w:r>
+    </w:p>
+    <w:p>
+      <w:pPr/>
+      <w:r>
+        <w:rPr>
+          <w:lang w:val="zh_CN" w:bidi="zh_CN"/>
+        </w:rPr>
+      </w:r>
+    </w:p>
+    <w:p>
+      <w:pPr>
+        <w:pStyle w:val="Heading2"/>
+      </w:pPr>
+      <w:r>
+        <w:rPr>
+          <w:lang w:val="zh_CN" w:bidi="zh_CN"/>
+        </w:rPr>
+        <w:t>公义</w:t>
+      </w:r>
+      <w:r>
+        <w:rPr>
+          <w:lang w:val="zh_CN" w:bidi="zh_CN"/>
+        </w:rPr>
+      </w:r>
+    </w:p>
+    <w:p>
+      <w:pPr>
+        <w:pStyle w:val="Heading4"/>
+      </w:pPr>
+      <w:r>
+        <w:rPr>
+          <w:lang w:val="zh_CN" w:bidi="zh_CN"/>
+        </w:rPr>
+        <w:t>Audio Content</w:t>
+      </w:r>
+    </w:p>
+    <w:p>
+      <w:pPr/>
+      <w:r>
+        <w:rPr>
+          <w:lang w:val="zh_CN" w:bidi="zh_CN"/>
+        </w:rPr>
+      </w:r>
+      <w:hyperlink r:id="rId23">
+        <w:r>
+          <w:rPr>
+            <w:lang w:val="zh_CN" w:bidi="zh_CN"/>
+          </w:rPr>
+          <w:rPr>
+            <w:color w:val="0000EE"/>
+            <w:u w:val="single"/>
+          </w:rPr>
+          <w:t>mp3 file</w:t>
+        </w:r>
+      </w:hyperlink>
+      <w:r>
+        <w:rPr>
+          <w:lang w:val="zh_CN" w:bidi="zh_CN"/>
+        </w:rPr>
+        <w:t xml:space="preserve"> (None KB)</w:t>
       </w:r>
       <w:r>
         <w:rPr>

--- a/zhs/docx/021.content.docx
+++ b/zhs/docx/021.content.docx
@@ -39,80 +39,37 @@
           <w:b/>
           <w:lang w:val="zh_CN" w:bidi="zh_CN"/>
         </w:rPr>
-        <w:t>Familiarization, Internalization, Articulation (Fia) Terms</w:t>
-      </w:r>
-      <w:r>
-        <w:rPr>
-          <w:lang w:val="zh_CN" w:bidi="zh_CN"/>
-        </w:rPr>
-        <w:t xml:space="preserve"> (Chinese (Simplified)) is based on: </w:t>
-      </w:r>
-      <w:r>
-        <w:rPr>
-          <w:lang w:val="zh_CN" w:bidi="zh_CN"/>
-        </w:rPr>
-        <w:t>Familiarization, Internalization, Articulation (Fia) Terms</w:t>
-      </w:r>
-      <w:r>
-        <w:rPr>
-          <w:lang w:val="zh_CN" w:bidi="zh_CN"/>
-        </w:rPr>
-        <w:t xml:space="preserve">, </w:t>
-      </w:r>
-      <w:hyperlink r:id="rId13">
-        <w:r>
-          <w:rPr>
-            <w:lang w:val="zh_CN" w:bidi="zh_CN"/>
-          </w:rPr>
-          <w:rPr>
-            <w:color w:val="0000EE"/>
-            <w:u w:val="single"/>
-          </w:rPr>
-          <w:t>SRV Partners</w:t>
-        </w:r>
-      </w:hyperlink>
-      <w:r>
-        <w:rPr>
-          <w:lang w:val="zh_CN" w:bidi="zh_CN"/>
-        </w:rPr>
-        <w:t xml:space="preserve">, 2023, which is licensed under a </w:t>
-      </w:r>
-      <w:hyperlink r:id="rId14">
-        <w:r>
-          <w:rPr>
-            <w:lang w:val="zh_CN" w:bidi="zh_CN"/>
-          </w:rPr>
-          <w:rPr>
-            <w:color w:val="0000EE"/>
-            <w:u w:val="single"/>
-          </w:rPr>
-          <w:t>CC BY-SA 4.0 license</w:t>
-        </w:r>
-      </w:hyperlink>
-      <w:r>
-        <w:rPr>
-          <w:lang w:val="zh_CN" w:bidi="zh_CN"/>
-        </w:rPr>
-        <w:t>.</w:t>
-      </w:r>
-      <w:r>
-        <w:rPr>
-          <w:lang w:val="zh_CN" w:bidi="zh_CN"/>
-        </w:rPr>
-      </w:r>
-    </w:p>
-    <w:p>
-      <w:pPr/>
-      <w:r>
-        <w:rPr>
-          <w:lang w:val="zh_CN" w:bidi="zh_CN"/>
-        </w:rPr>
-      </w:r>
-      <w:r>
-        <w:rPr>
-          <w:lang w:val="zh_CN" w:bidi="zh_CN"/>
-        </w:rPr>
-        <w:t>This PDF version is provided under the same license.</w:t>
+        <w:t>Familiarization, Internalization, Articulation (FIA) Key Terms</w:t>
+      </w:r>
+      <w:r>
+        <w:rPr>
+          <w:lang w:val="zh_CN" w:bidi="zh_CN"/>
+        </w:rPr>
+        <w:t xml:space="preserve"> © 2023 SRV Partners Released under CC BY-SA 4.0 license. </w:t>
+      </w:r>
+      <w:r>
+        <w:rPr>
+          <w:lang w:val="zh_CN" w:bidi="zh_CN"/>
+        </w:rPr>
+        <w:t>Familiarization, Internalization, Articulation (FIA) Key Terms</w:t>
+      </w:r>
+      <w:r>
+        <w:rPr>
+          <w:lang w:val="zh_CN" w:bidi="zh_CN"/>
+        </w:rPr>
+        <w:t xml:space="preserve"> has been adapted in the following languages Tok Pisin, عربي, Français, हिंदी, Bahasa Indonesia, Português, Русский, Español, Kiswahili, 简体中文 from </w:t>
+      </w:r>
+      <w:r>
+        <w:rPr>
+          <w:lang w:val="zh_CN" w:bidi="zh_CN"/>
+        </w:rPr>
+        <w:t>Familiarization, Internalization, Articulation (FIA)</w:t>
+      </w:r>
+      <w:r>
+        <w:rPr>
+          <w:lang w:val="zh_CN" w:bidi="zh_CN"/>
+        </w:rPr>
+        <w:t xml:space="preserve"> © 2023 SRV Partners. Released under CC BY-SA 4.0 license by Mission Mutual</w:t>
       </w:r>
       <w:r>
         <w:rPr>
@@ -261,7 +218,7 @@
         </w:rPr>
         <w:t>是一群</w:t>
       </w:r>
-      <w:hyperlink r:id="rId15">
+      <w:hyperlink r:id="rId13">
         <w:r>
           <w:rPr>
             <w:lang w:val="zh_CN" w:bidi="zh_CN"/>
@@ -279,7 +236,7 @@
         </w:rPr>
         <w:t xml:space="preserve"> 领袖的名称，他们被任命代表人民作决定，特别是与宗教有关的决定。 在新约时代，</w:t>
       </w:r>
-      <w:hyperlink r:id="rId16">
+      <w:hyperlink r:id="rId14">
         <w:r>
           <w:rPr>
             <w:lang w:val="zh_CN" w:bidi="zh_CN"/>
@@ -351,7 +308,7 @@
         </w:rPr>
         <w:t>我们对公会了解的不多。 似乎宗教领袖，如</w:t>
       </w:r>
-      <w:hyperlink r:id="rId17">
+      <w:hyperlink r:id="rId15">
         <w:r>
           <w:rPr>
             <w:lang w:val="zh_CN" w:bidi="zh_CN"/>
@@ -369,7 +326,7 @@
         </w:rPr>
         <w:t>、</w:t>
       </w:r>
-      <w:hyperlink r:id="rId18">
+      <w:hyperlink r:id="rId16">
         <w:r>
           <w:rPr>
             <w:lang w:val="zh_CN" w:bidi="zh_CN"/>
@@ -387,7 +344,7 @@
         </w:rPr>
         <w:t>和</w:t>
       </w:r>
-      <w:hyperlink r:id="rId19">
+      <w:hyperlink r:id="rId17">
         <w:r>
           <w:rPr>
             <w:lang w:val="zh_CN" w:bidi="zh_CN"/>
@@ -405,7 +362,7 @@
         </w:rPr>
         <w:t>都是这个群体的一部分。 一些不是宗教领袖的有钱人也可能是公会的一员。 最重要的祭司，即</w:t>
       </w:r>
-      <w:hyperlink r:id="rId20">
+      <w:hyperlink r:id="rId18">
         <w:r>
           <w:rPr>
             <w:lang w:val="zh_CN" w:bidi="zh_CN"/>
@@ -451,7 +408,7 @@
         </w:rPr>
         <w:t>组成公会的人经常反对耶稣。 他们负责将祂交给罗马政府，并要求处死祂。 在耶稣死和</w:t>
       </w:r>
-      <w:hyperlink r:id="rId21">
+      <w:hyperlink r:id="rId19">
         <w:r>
           <w:rPr>
             <w:lang w:val="zh_CN" w:bidi="zh_CN"/>
@@ -469,7 +426,7 @@
         </w:rPr>
         <w:t>后，公会逮捕了几个耶稣的</w:t>
       </w:r>
-      <w:hyperlink r:id="rId22">
+      <w:hyperlink r:id="rId20">
         <w:r>
           <w:rPr>
             <w:lang w:val="zh_CN" w:bidi="zh_CN"/>
@@ -540,7 +497,7 @@
           <w:lang w:val="zh_CN" w:bidi="zh_CN"/>
         </w:rPr>
       </w:r>
-      <w:hyperlink r:id="rId23">
+      <w:hyperlink r:id="rId21">
         <w:r>
           <w:rPr>
             <w:lang w:val="zh_CN" w:bidi="zh_CN"/>
@@ -627,7 +584,7 @@
         </w:rPr>
         <w:t>神希望所有的人都是公义的。 只有公义的人才能与神建立良好的</w:t>
       </w:r>
-      <w:hyperlink r:id="rId24">
+      <w:hyperlink r:id="rId22">
         <w:r>
           <w:rPr>
             <w:lang w:val="zh_CN" w:bidi="zh_CN"/>
@@ -659,7 +616,7 @@
         </w:rPr>
         <w:t>想要顺服神并想要做讨神喜悦的事的人就是公义的，即使他们仍然可能会犯错并且无意中违背了神。 当一个公义的人发现自己不顺服神时会感到悲伤，并且他们会</w:t>
       </w:r>
-      <w:hyperlink r:id="rId25">
+      <w:hyperlink r:id="rId23">
         <w:r>
           <w:rPr>
             <w:lang w:val="zh_CN" w:bidi="zh_CN"/>
@@ -677,7 +634,7 @@
         </w:rPr>
         <w:t>。 另一方面，一个不义的人会做坏事，不</w:t>
       </w:r>
-      <w:hyperlink r:id="rId26">
+      <w:hyperlink r:id="rId24">
         <w:r>
           <w:rPr>
             <w:lang w:val="zh_CN" w:bidi="zh_CN"/>
@@ -709,7 +666,7 @@
         </w:rPr>
         <w:t>当</w:t>
       </w:r>
-      <w:hyperlink r:id="rId27">
+      <w:hyperlink r:id="rId25">
         <w:r>
           <w:rPr>
             <w:lang w:val="zh_CN" w:bidi="zh_CN"/>
@@ -727,7 +684,7 @@
         </w:rPr>
         <w:t>相信神的应许，即亚伯拉罕会有很多的</w:t>
       </w:r>
-      <w:hyperlink r:id="rId28">
+      <w:hyperlink r:id="rId26">
         <w:r>
           <w:rPr>
             <w:lang w:val="zh_CN" w:bidi="zh_CN"/>
@@ -869,7 +826,7 @@
           <w:lang w:val="zh_CN" w:bidi="zh_CN"/>
         </w:rPr>
       </w:r>
-      <w:hyperlink r:id="rId23">
+      <w:hyperlink r:id="rId21">
         <w:r>
           <w:rPr>
             <w:lang w:val="zh_CN" w:bidi="zh_CN"/>

--- a/zhs/docx/021.content.docx
+++ b/zhs/docx/021.content.docx
@@ -45,7 +45,7 @@
         <w:rPr>
           <w:lang w:val="zh_CN" w:bidi="zh_CN"/>
         </w:rPr>
-        <w:t xml:space="preserve"> © 2023 SRV Partners Released under CC BY-SA 4.0 license. </w:t>
+        <w:t xml:space="preserve"> © 2025 Word Collective Released under CC BY-SA 4.0 license. </w:t>
       </w:r>
       <w:r>
         <w:rPr>
@@ -69,7 +69,7 @@
         <w:rPr>
           <w:lang w:val="zh_CN" w:bidi="zh_CN"/>
         </w:rPr>
-        <w:t xml:space="preserve"> © 2023 SRV Partners. Released under CC BY-SA 4.0 license by Mission Mutual</w:t>
+        <w:t xml:space="preserve"> © 2025 Word Collective. Released under CC BY-SA 4.0 license by Mission Mutual</w:t>
       </w:r>
       <w:r>
         <w:rPr>
